--- a/submission/the-cerebellum/package/04_Supplementary_Protocols.docx
+++ b/submission/the-cerebellum/package/04_Supplementary_Protocols.docx
@@ -14,7 +14,7 @@
           <w:color w:val="000000"/>
           <w:sz w:val="28"/>
         </w:rPr>
-        <w:t>Supplementary Methods and Protocol Concepts</w:t>
+        <w:t>Supplementary Material 1: Methods and Protocol Concepts</w:t>
       </w:r>
     </w:p>
     <w:p>
@@ -46,7 +46,7 @@
           <w:color w:val="000000"/>
           <w:sz w:val="19"/>
         </w:rPr>
-        <w:t>Version 0.2.1 | Evidence cut-off 19 August 2026</w:t>
+        <w:t>Version 0.2.3 | Evidence cut-off 19 August 2026</w:t>
       </w:r>
     </w:p>
     <w:p>
@@ -1318,7 +1318,7 @@
                 <w:color w:val="000000"/>
                 <w:sz w:val="17"/>
               </w:rPr>
-              <w:t>H1/H2 can support only the frozen non-linear environment model; gate/leak language additionally requires independent activation, uptake/exchange, reserve-proxy, temporal-mediation, and perturbation evidence</w:t>
+              <w:t>H1/H2 can support only the frozen non-linear environment model; gate/loss language additionally requires independent activation, uptake/exchange, reserve-proxy, temporal-mediation, and perturbation evidence</w:t>
             </w:r>
           </w:p>
         </w:tc>
@@ -7746,7 +7746,7 @@
           <w:color w:val="000000"/>
           <w:sz w:val="20"/>
         </w:rPr>
-        <w:t xml:space="preserve"> H1 survives Holm correction with the prespecified direction and supported exposure range; H2 is directionally interpretable and survives its Holm threshold; the curve transports to an external cohort without moving the risk region post hoc. This is not a gate/leak finding.</w:t>
+        <w:t xml:space="preserve"> H1 survives Holm correction with the prespecified direction and supported exposure range; H2 is directionally interpretable and survives its Holm threshold; the curve transports to an external cohort without moving the risk region post hoc. This is not a gate/loss finding.</w:t>
       </w:r>
     </w:p>
     <w:p>
@@ -7949,7 +7949,7 @@
           <w:color w:val="000000"/>
           <w:sz w:val="20"/>
         </w:rPr>
-        <w:t>, uptake, or leakage. A future mechanistic claim requires independent activation, uptake/exchange, and reserve/depletion measurements with the prespecified temporal sequence, followed by selective perturbation and mediation tests.</w:t>
+        <w:t>, uptake, or outward loss. A future mechanistic claim requires independent activation, uptake/exchange, and reserve/depletion measurements with the prespecified temporal sequence, followed by selective perturbation and mediation tests.</w:t>
       </w:r>
     </w:p>
     <w:p>
@@ -16234,7 +16234,7 @@
           <w:color w:val="000000"/>
           <w:sz w:val="20"/>
         </w:rPr>
-        <w:t xml:space="preserve"> has a lower development-sample AIC. It must improve external calibration or prediction and reproduce the direction and approximate location of the prespecified risk region. Even successful transport does not identify a gate, uptake, leakage, or reserve mechanism.</w:t>
+        <w:t xml:space="preserve"> has a lower development-sample AIC. It must improve external calibration or prediction and reproduce the direction and approximate location of the prespecified risk region. Even successful transport does not identify a gate, uptake, outward loss, or reserve mechanism.</w:t>
       </w:r>
     </w:p>
     <w:p>
@@ -18063,7 +18063,7 @@
           <w:color w:val="000000"/>
           <w:sz w:val="20"/>
         </w:rPr>
-        <w:t xml:space="preserve">Even full statistical go does not establish uptake, leakage, reserve depletion, or reversible treatment response. A gate-specific mechanistic programme must independently measure activation, inward uptake/exchange, and a reserve/depletion proxy; demonstrate the prespecified temporal sequence from intermediate </w:t>
+        <w:t xml:space="preserve">Even full statistical go does not establish uptake, outward loss, reserve depletion, or reversible treatment response. A gate-specific mechanistic programme must independently measure activation, inward uptake/exchange, and a reserve/depletion proxy; demonstrate the prespecified temporal sequence from intermediate </w:t>
       </w:r>
       <m:oMath>
         <m:r>
@@ -25690,7 +25690,7 @@
         <w:color w:val="666666"/>
         <w:sz w:val="16"/>
       </w:rPr>
-      <w:t>Supplementary protocols | Maintenance–reserve–gating framework</w:t>
+      <w:t>Supplementary Material 1 | Maintenance–reserve–gating framework</w:t>
     </w:r>
   </w:p>
 </w:hdr>
